--- a/dist/exports/electromagnetic-waves_revision_notes.docx
+++ b/dist/exports/electromagnetic-waves_revision_notes.docx
@@ -189,7 +189,7 @@
                 <w:color w:val="2D3748"/>
                 <w:sz w:val="19"/>
               </w:rPr>
-              <w:t>Electromagnetic Waves - Core Application</w:t>
+              <w:t>EM Wave Characteristics &amp; Spectrum</w:t>
             </w:r>
           </w:p>
         </w:tc>
@@ -209,7 +209,7 @@
               <w:rPr>
                 <w:sz w:val="19"/>
               </w:rPr>
-              <w:t>166 PYQs</w:t>
+              <w:t>115 PYQs</w:t>
             </w:r>
           </w:p>
         </w:tc>
@@ -230,7 +230,94 @@
                 <w:color w:val="718096"/>
                 <w:sz w:val="19"/>
               </w:rPr>
-              <w:t>General Concept</w:t>
+              <w:t>EM Spectrum</w:t>
+            </w:r>
+          </w:p>
+        </w:tc>
+      </w:tr>
+      <w:tr>
+        <w:tc>
+          <w:tcPr>
+            <w:tcW w:type="dxa" w:w="2160"/>
+            <w:shd w:fill="FFFFFF"/>
+            <w:tcMar>
+              <w:top w:w="80" w:type="dxa"/>
+              <w:bottom w:w="80" w:type="dxa"/>
+              <w:left w:w="150" w:type="dxa"/>
+              <w:right w:w="150" w:type="dxa"/>
+            </w:tcMar>
+          </w:tcPr>
+          <w:p>
+            <w:r>
+              <w:rPr>
+                <w:b/>
+                <w:color w:val="C53030"/>
+                <w:sz w:val="19"/>
+              </w:rPr>
+              <w:t>Very High</w:t>
+            </w:r>
+          </w:p>
+        </w:tc>
+        <w:tc>
+          <w:tcPr>
+            <w:tcW w:type="dxa" w:w="4320"/>
+            <w:shd w:fill="FFFFFF"/>
+            <w:tcMar>
+              <w:top w:w="80" w:type="dxa"/>
+              <w:bottom w:w="80" w:type="dxa"/>
+              <w:left w:w="150" w:type="dxa"/>
+              <w:right w:w="150" w:type="dxa"/>
+            </w:tcMar>
+          </w:tcPr>
+          <w:p>
+            <w:r>
+              <w:rPr>
+                <w:b/>
+                <w:color w:val="2D3748"/>
+                <w:sz w:val="19"/>
+              </w:rPr>
+              <w:t>Displacement Current &amp; Maxwell's Equations</w:t>
+            </w:r>
+          </w:p>
+        </w:tc>
+        <w:tc>
+          <w:tcPr>
+            <w:tcW w:type="dxa" w:w="1728"/>
+            <w:shd w:fill="FFFFFF"/>
+            <w:tcMar>
+              <w:top w:w="80" w:type="dxa"/>
+              <w:bottom w:w="80" w:type="dxa"/>
+              <w:left w:w="150" w:type="dxa"/>
+              <w:right w:w="150" w:type="dxa"/>
+            </w:tcMar>
+          </w:tcPr>
+          <w:p>
+            <w:r>
+              <w:rPr>
+                <w:sz w:val="19"/>
+              </w:rPr>
+              <w:t>52 PYQs</w:t>
+            </w:r>
+          </w:p>
+        </w:tc>
+        <w:tc>
+          <w:tcPr>
+            <w:tcW w:type="dxa" w:w="1872"/>
+            <w:shd w:fill="FFFFFF"/>
+            <w:tcMar>
+              <w:top w:w="80" w:type="dxa"/>
+              <w:bottom w:w="80" w:type="dxa"/>
+              <w:left w:w="150" w:type="dxa"/>
+              <w:right w:w="150" w:type="dxa"/>
+            </w:tcMar>
+          </w:tcPr>
+          <w:p>
+            <w:r>
+              <w:rPr>
+                <w:color w:val="718096"/>
+                <w:sz w:val="19"/>
+              </w:rPr>
+              <w:t>Maxwell</w:t>
             </w:r>
           </w:p>
         </w:tc>
@@ -311,6 +398,98 @@
           </w:p>
         </w:tc>
       </w:tr>
+      <w:tr>
+        <w:tc>
+          <w:tcPr>
+            <w:tcW w:type="dxa" w:w="3600"/>
+            <w:shd w:fill="F7FAFC"/>
+            <w:tcMar>
+              <w:top w:w="100" w:type="dxa"/>
+              <w:bottom w:w="100" w:type="dxa"/>
+              <w:left w:w="150" w:type="dxa"/>
+              <w:right w:w="150" w:type="dxa"/>
+            </w:tcMar>
+          </w:tcPr>
+          <w:p>
+            <w:r>
+              <w:rPr>
+                <w:b/>
+                <w:color w:val="1A365D"/>
+                <w:sz w:val="19"/>
+              </w:rPr>
+              <w:t>EM Wave Characteristics &amp; Spectrum</w:t>
+            </w:r>
+          </w:p>
+        </w:tc>
+        <w:tc>
+          <w:tcPr>
+            <w:tcW w:type="dxa" w:w="6480"/>
+            <w:shd w:fill="F7FAFC"/>
+            <w:tcMar>
+              <w:top w:w="100" w:type="dxa"/>
+              <w:bottom w:w="100" w:type="dxa"/>
+              <w:left w:w="150" w:type="dxa"/>
+              <w:right w:w="150" w:type="dxa"/>
+            </w:tcMar>
+          </w:tcPr>
+          <w:p>
+            <w:r>
+              <w:rPr>
+                <w:rFonts w:ascii="Cambria Math" w:hAnsi="Cambria Math"/>
+                <w:color w:val="2D3748"/>
+                <w:sz w:val="19"/>
+              </w:rPr>
+              <w:t>c = \frac{1}{\sqrt{\mu_0\epsilon_0}} = \frac{E_0}{B_0}, \quad u_{\text{avg}} = \epsilon_0 E_{\text{rms}}^2 = \frac{B_{\text{rms}}^2}{\mu_0}, \quad I = u_{\text{avg}} c = \frac{E_0 B_0}{2\mu_0}</w:t>
+            </w:r>
+          </w:p>
+        </w:tc>
+      </w:tr>
+      <w:tr>
+        <w:tc>
+          <w:tcPr>
+            <w:tcW w:type="dxa" w:w="3600"/>
+            <w:shd w:fill="FFFFFF"/>
+            <w:tcMar>
+              <w:top w:w="100" w:type="dxa"/>
+              <w:bottom w:w="100" w:type="dxa"/>
+              <w:left w:w="150" w:type="dxa"/>
+              <w:right w:w="150" w:type="dxa"/>
+            </w:tcMar>
+          </w:tcPr>
+          <w:p>
+            <w:r>
+              <w:rPr>
+                <w:b/>
+                <w:color w:val="1A365D"/>
+                <w:sz w:val="19"/>
+              </w:rPr>
+              <w:t>Displacement Current &amp; Maxwell's Equations</w:t>
+            </w:r>
+          </w:p>
+        </w:tc>
+        <w:tc>
+          <w:tcPr>
+            <w:tcW w:type="dxa" w:w="6480"/>
+            <w:shd w:fill="FFFFFF"/>
+            <w:tcMar>
+              <w:top w:w="100" w:type="dxa"/>
+              <w:bottom w:w="100" w:type="dxa"/>
+              <w:left w:w="150" w:type="dxa"/>
+              <w:right w:w="150" w:type="dxa"/>
+            </w:tcMar>
+          </w:tcPr>
+          <w:p>
+            <w:r>
+              <w:rPr>
+                <w:rFonts w:ascii="Cambria Math" w:hAnsi="Cambria Math"/>
+                <w:color w:val="2D3748"/>
+                <w:sz w:val="19"/>
+              </w:rPr>
+              <w:t>I_d = \epsilon_0 \frac{d\Phi_E}{dt}, \quad \oint \vec{B} \cdot d\vec{l} = \mu_0\left(I_c + \epsilon_0\frac{d\Phi_E}{dt}\right)</w:t>
+            </w:r>
+          </w:p>
+        </w:tc>
+      </w:tr>
     </w:tbl>
     <w:p>
       <w:pPr>
@@ -338,7 +517,7 @@
           <w:color w:val="2B6CB0"/>
           <w:sz w:val="24"/>
         </w:rPr>
-        <w:t>3.1 Electromagnetic Waves - Core Application (Very High Yield — 166 PYQs)</w:t>
+        <w:t>3.1 EM Wave Characteristics &amp; Spectrum (Very High Yield — 115 PYQs)</w:t>
       </w:r>
     </w:p>
     <w:p>
@@ -353,7 +532,7 @@
         <w:rPr>
           <w:sz w:val="20"/>
         </w:rPr>
-        <w:t>Key problem pattern in Electromagnetic Waves.</w:t>
+        <w:t>Transverse nature of EM waves (vec(E) ⊥ vec(B) ⊥ vec(k)), Poynting vector, energy density, and frequency bands of spectrum.</w:t>
       </w:r>
     </w:p>
     <w:tbl>
@@ -391,7 +570,7 @@
                 <w:color w:val="2D3748"/>
                 <w:sz w:val="19"/>
               </w:rPr>
-              <w:t>Watch for algebraic and sign errors.</w:t>
+              <w:t>In an EM wave, the energy is distributed EQUALLY between electric and magnetic fields: u_E = u_B.</w:t>
             </w:r>
           </w:p>
         </w:tc>
@@ -432,7 +611,7 @@
                 <w:color w:val="2D3748"/>
                 <w:sz w:val="19"/>
               </w:rPr>
-              <w:t>Verify dimensions and boundary conditions.</w:t>
+              <w:t>Radiation pressure on perfect absorbing surface: P = I/c; on perfect reflecting surface: P = 2I/c.</w:t>
             </w:r>
           </w:p>
         </w:tc>
@@ -530,6 +709,214 @@
           <w:sz w:val="18"/>
         </w:rPr>
         <w:t>[Ans: C]</w:t>
+      </w:r>
+    </w:p>
+    <w:p>
+      <w:pPr>
+        <w:spacing w:after="120"/>
+      </w:pPr>
+    </w:p>
+    <w:p>
+      <w:pPr>
+        <w:pStyle w:val="Heading2"/>
+      </w:pPr>
+      <w:r>
+        <w:rPr>
+          <w:color w:val="2B6CB0"/>
+          <w:sz w:val="24"/>
+        </w:rPr>
+        <w:t>3.2 Displacement Current &amp; Maxwell's Equations (Very High Yield — 52 PYQs)</w:t>
+      </w:r>
+    </w:p>
+    <w:p>
+      <w:r>
+        <w:rPr>
+          <w:b/>
+          <w:sz w:val="20"/>
+        </w:rPr>
+        <w:t xml:space="preserve">Core Principle: </w:t>
+      </w:r>
+      <w:r>
+        <w:rPr>
+          <w:sz w:val="20"/>
+        </w:rPr>
+        <w:t>Maxwell's correction to Ampere's law, displacement current inside charging capacitor dielectric space.</w:t>
+      </w:r>
+    </w:p>
+    <w:tbl>
+      <w:tblPr>
+        <w:tblW w:type="auto" w:w="0"/>
+        <w:jc w:val="center"/>
+        <w:tblLook w:firstColumn="1" w:firstRow="1" w:lastColumn="0" w:lastRow="0" w:noHBand="0" w:noVBand="1" w:val="04A0"/>
+      </w:tblPr>
+      <w:tblGrid>
+        <w:gridCol w:w="10080"/>
+      </w:tblGrid>
+      <w:tr>
+        <w:tc>
+          <w:tcPr>
+            <w:tcW w:type="dxa" w:w="10080"/>
+            <w:shd w:fill="FFF5F5"/>
+            <w:tcMar>
+              <w:top w:w="100" w:type="dxa"/>
+              <w:bottom w:w="100" w:type="dxa"/>
+              <w:left w:w="150" w:type="dxa"/>
+              <w:right w:w="150" w:type="dxa"/>
+            </w:tcMar>
+          </w:tcPr>
+          <w:p>
+            <w:r>
+              <w:rPr>
+                <w:b/>
+                <w:color w:val="C53030"/>
+                <w:sz w:val="19"/>
+              </w:rPr>
+              <w:t xml:space="preserve">⚠️ Common Trap / JEE Pitfall: </w:t>
+            </w:r>
+            <w:r>
+              <w:rPr>
+                <w:color w:val="2D3748"/>
+                <w:sz w:val="19"/>
+              </w:rPr>
+              <w:t>Inside the charging capacitor plates, conduction current is 0 and displacement current equals I_c; in the wire, displacement current is 0.</w:t>
+            </w:r>
+          </w:p>
+        </w:tc>
+      </w:tr>
+    </w:tbl>
+    <w:tbl>
+      <w:tblPr>
+        <w:tblW w:type="auto" w:w="0"/>
+        <w:jc w:val="center"/>
+        <w:tblLook w:firstColumn="1" w:firstRow="1" w:lastColumn="0" w:lastRow="0" w:noHBand="0" w:noVBand="1" w:val="04A0"/>
+      </w:tblPr>
+      <w:tblGrid>
+        <w:gridCol w:w="10080"/>
+      </w:tblGrid>
+      <w:tr>
+        <w:tc>
+          <w:tcPr>
+            <w:tcW w:type="dxa" w:w="10080"/>
+            <w:shd w:fill="F0FFF4"/>
+            <w:tcMar>
+              <w:top w:w="100" w:type="dxa"/>
+              <w:bottom w:w="100" w:type="dxa"/>
+              <w:left w:w="150" w:type="dxa"/>
+              <w:right w:w="150" w:type="dxa"/>
+            </w:tcMar>
+          </w:tcPr>
+          <w:p>
+            <w:r>
+              <w:rPr>
+                <w:b/>
+                <w:color w:val="276749"/>
+                <w:sz w:val="19"/>
+              </w:rPr>
+              <w:t xml:space="preserve">💡 Speed Hack / Trick: </w:t>
+            </w:r>
+            <w:r>
+              <w:rPr>
+                <w:color w:val="2D3748"/>
+                <w:sz w:val="19"/>
+              </w:rPr>
+              <w:t>Continuity of current holds everywhere: I_(conduction) = I_(displacement).</w:t>
+            </w:r>
+          </w:p>
+        </w:tc>
+      </w:tr>
+    </w:tbl>
+    <w:p>
+      <w:pPr>
+        <w:spacing w:before="120" w:after="40"/>
+      </w:pPr>
+      <w:r>
+        <w:rPr>
+          <w:b/>
+          <w:color w:val="1A365D"/>
+          <w:sz w:val="19"/>
+        </w:rPr>
+        <w:t>Source PYQs testing this concept:</w:t>
+      </w:r>
+    </w:p>
+    <w:p>
+      <w:pPr>
+        <w:pStyle w:val="ListBullet"/>
+        <w:spacing w:after="40"/>
+      </w:pPr>
+      <w:r>
+        <w:rPr>
+          <w:b/>
+          <w:sz w:val="18"/>
+        </w:rPr>
+        <w:t xml:space="preserve">[2026 Evening Shift] Q#1 (Numerical): </w:t>
+      </w:r>
+      <w:r>
+        <w:rPr>
+          <w:sz w:val="18"/>
+        </w:rPr>
+        <w:t xml:space="preserve">"An electromagnetic wave of frequency 100 MHz propagates through a medium of conductivity, σ=10mho/m . The ratio of maximum conduction..."  </w:t>
+      </w:r>
+      <w:r>
+        <w:rPr>
+          <w:b/>
+          <w:color w:val="2B6CB0"/>
+          <w:sz w:val="18"/>
+        </w:rPr>
+        <w:t>[Ans: 1800]</w:t>
+      </w:r>
+    </w:p>
+    <w:p>
+      <w:pPr>
+        <w:pStyle w:val="ListBullet"/>
+        <w:spacing w:after="40"/>
+      </w:pPr>
+      <w:r>
+        <w:rPr>
+          <w:b/>
+          <w:sz w:val="18"/>
+        </w:rPr>
+        <w:t xml:space="preserve">[2026 Morning Shift] Q#3 (MCQ): </w:t>
+      </w:r>
+      <w:r>
+        <w:rPr>
+          <w:sz w:val="18"/>
+        </w:rPr>
+        <w:t xml:space="preserve">"A displacement current of 4.0 A can be set up in the space between two parallel plates of 6μ F capacitor. The rate of change of potentia..."  </w:t>
+      </w:r>
+      <w:r>
+        <w:rPr>
+          <w:b/>
+          <w:color w:val="2B6CB0"/>
+          <w:sz w:val="18"/>
+        </w:rPr>
+        <w:t>[Ans: B]</w:t>
+      </w:r>
+    </w:p>
+    <w:p>
+      <w:pPr>
+        <w:pStyle w:val="ListBullet"/>
+        <w:spacing w:after="40"/>
+      </w:pPr>
+      <w:r>
+        <w:rPr>
+          <w:b/>
+          <w:sz w:val="18"/>
+        </w:rPr>
+        <w:t xml:space="preserve">[2026 Morning Shift] Q#3 (MCQ): </w:t>
+      </w:r>
+      <w:r>
+        <w:rPr>
+          <w:sz w:val="18"/>
+        </w:rPr>
+        <w:t xml:space="preserve">"Match List - I with List - II. List - I Relation List - II Law A. ∮vec(E) · vec(dl)=-(d / dt)∮vec(B) · vec(da) I...."  </w:t>
+      </w:r>
+      <w:r>
+        <w:rPr>
+          <w:b/>
+          <w:color w:val="2B6CB0"/>
+          <w:sz w:val="18"/>
+        </w:rPr>
+        <w:t>[Ans: B]</w:t>
       </w:r>
     </w:p>
     <w:p>
@@ -662,6 +1049,79 @@
               <w:t>Solution Analysis:</w:t>
               <w:br/>
               <w:t>The intensity (I) of electromagnetic waves from a point source in free space follows the inverse square law. I=\fracP4π r^2 Where P is the power of the source and r is the distance from the source. Initial distance is L and the intensity recorded is I_(0) . It is given that the detector is shifted to another location on the same spherical surface. On a spherical surface is all points are at a constant distance r from the center (the source). Since the detector remains on the same spherical surface, its distance from the point source remains L . The angle ( 45° ) represents a change in direction, but not a change in distance r . As r is constant r_(1)=r_(2)=L : I_(new)=\fracP4π L^2=I_(0) Therefore, the measured intensity at new location will be I_(0) . Hence, the correct option is (B).</w:t>
+            </w:r>
+          </w:p>
+        </w:tc>
+      </w:tr>
+    </w:tbl>
+    <w:p>
+      <w:pPr>
+        <w:spacing w:after="120"/>
+      </w:pPr>
+    </w:p>
+    <w:p>
+      <w:pPr>
+        <w:spacing w:before="160" w:after="40"/>
+      </w:pPr>
+      <w:r>
+        <w:rPr>
+          <w:b/>
+          <w:color w:val="1A365D"/>
+          <w:sz w:val="22"/>
+        </w:rPr>
+        <w:t>Benchmark Problem 2: JEE Main 2026 (Online) 21st January Evening Shift (Q#1)</w:t>
+      </w:r>
+    </w:p>
+    <w:p>
+      <w:pPr>
+        <w:spacing w:after="80"/>
+      </w:pPr>
+      <w:r>
+        <w:rPr>
+          <w:sz w:val="20"/>
+        </w:rPr>
+        <w:t>An electromagnetic wave of frequency 100 MHz propagates through a medium of conductivity, σ=10mho/m . The ratio of maximum conduction current density to maximum displacement current density is ____ . [Take\frac14πε_(0)=9 × 10^9Nm^2/C^2]</w:t>
+      </w:r>
+    </w:p>
+    <w:tbl>
+      <w:tblPr>
+        <w:tblW w:type="auto" w:w="0"/>
+        <w:jc w:val="center"/>
+        <w:tblLook w:firstColumn="1" w:firstRow="1" w:lastColumn="0" w:lastRow="0" w:noHBand="0" w:noVBand="1" w:val="04A0"/>
+      </w:tblPr>
+      <w:tblGrid>
+        <w:gridCol w:w="10080"/>
+      </w:tblGrid>
+      <w:tr>
+        <w:tc>
+          <w:tcPr>
+            <w:tcW w:type="dxa" w:w="10080"/>
+            <w:shd w:fill="F7FAFC"/>
+            <w:tcMar>
+              <w:top w:w="100" w:type="dxa"/>
+              <w:bottom w:w="100" w:type="dxa"/>
+              <w:left w:w="150" w:type="dxa"/>
+              <w:right w:w="150" w:type="dxa"/>
+            </w:tcMar>
+          </w:tcPr>
+          <w:p>
+            <w:r>
+              <w:rPr>
+                <w:b/>
+                <w:color w:val="1A365D"/>
+                <w:sz w:val="19"/>
+              </w:rPr>
+              <w:t>Correct Answer: 1800</w:t>
+              <w:br/>
+            </w:r>
+            <w:r>
+              <w:rPr>
+                <w:color w:val="2D3748"/>
+                <w:sz w:val="18"/>
+              </w:rPr>
+              <w:t>Solution Analysis:</w:t>
+              <w:br/>
+              <w:t>According to Ohm's Law in point form, the conduction current density is proportional to the electric field (E) : J_(c)=σ E The maximum value occurs when the electric field is at its peak (E_(0)) : (J_(c))_(max)=σ E_(0) Displacement current density arises from a time-varying electric field. For an electromagnetic wave, the electric field can be represented as E=E_(0)sin(ω t) . Maxwell defined displacement current density as : J_(d)=ε(∂ E / ∂ t) ⇒ J_(d)=ε(∂ / ∂ t)(E_(0)sin(ω t))=εω E_(0)cos(ω t) The maximum value occurs when the cosine term is 1 : (J_(d))_(max)=εω E_(0) The ratio of the maximum values is: Ratio =\frac(J_(c))_(max)(J_(d))_(max)=\fracσ E_(0)εω E_(0)=(σ / εω) The conductivity (σ) of the medium is, σ=10mho/m The angular frequency (ω) is 2π f=2π × (100 × 10^6)=2π × 10^8rad/s Since no specific medium permittivity is given, we use the permittivity of free space ( ε_(0) ). Given \frac14πε_(0)=9 × 10^9 , then ε_(0)=\frac136π × 10^9 . Substituting these values into the ratio: Ratio =\frac10\frac136π × 10^9 × 2π × 10^8=\frac10 × 36π × 10^92π × 10^8 Ratio =180 × 10^1=1800 Therefore, the ratio of maximum conduction current density to maximum displacement current density is 1800 . Hence, the correct answer is 𝟏𝟖𝟎𝟎 .</w:t>
             </w:r>
           </w:p>
         </w:tc>

--- a/dist/exports/electromagnetic-waves_revision_notes.docx
+++ b/dist/exports/electromagnetic-waves_revision_notes.docx
@@ -209,7 +209,7 @@
               <w:rPr>
                 <w:sz w:val="19"/>
               </w:rPr>
-              <w:t>115 PYQs</w:t>
+              <w:t>146 PYQs</w:t>
             </w:r>
           </w:p>
         </w:tc>
@@ -296,7 +296,7 @@
               <w:rPr>
                 <w:sz w:val="19"/>
               </w:rPr>
-              <w:t>52 PYQs</w:t>
+              <w:t>21 PYQs</w:t>
             </w:r>
           </w:p>
         </w:tc>
@@ -517,7 +517,7 @@
           <w:color w:val="2B6CB0"/>
           <w:sz w:val="24"/>
         </w:rPr>
-        <w:t>3.1 EM Wave Characteristics &amp; Spectrum (Very High Yield — 115 PYQs)</w:t>
+        <w:t>3.1 EM Wave Characteristics &amp; Spectrum (Very High Yield — 146 PYQs)</w:t>
       </w:r>
     </w:p>
     <w:p>
@@ -640,33 +640,6 @@
           <w:b/>
           <w:sz w:val="18"/>
         </w:rPr>
-        <w:t xml:space="preserve">[2026 Morning Shift] Q#1 (MCQ): </w:t>
-      </w:r>
-      <w:r>
-        <w:rPr>
-          <w:sz w:val="18"/>
-        </w:rPr>
-        <w:t xml:space="preserve">"A point light source emits E.M. waves in free space. A detector, placed at a distance of Lm , measures the intensity as I_(o) . The dete..."  </w:t>
-      </w:r>
-      <w:r>
-        <w:rPr>
-          <w:b/>
-          <w:color w:val="2B6CB0"/>
-          <w:sz w:val="18"/>
-        </w:rPr>
-        <w:t>[Ans: B]</w:t>
-      </w:r>
-    </w:p>
-    <w:p>
-      <w:pPr>
-        <w:pStyle w:val="ListBullet"/>
-        <w:spacing w:after="40"/>
-      </w:pPr>
-      <w:r>
-        <w:rPr>
-          <w:b/>
-          <w:sz w:val="18"/>
-        </w:rPr>
         <w:t xml:space="preserve">[2026 Evening Shift] Q#1 (MCQ): </w:t>
       </w:r>
       <w:r>
@@ -713,6 +686,33 @@
     </w:p>
     <w:p>
       <w:pPr>
+        <w:pStyle w:val="ListBullet"/>
+        <w:spacing w:after="40"/>
+      </w:pPr>
+      <w:r>
+        <w:rPr>
+          <w:b/>
+          <w:sz w:val="18"/>
+        </w:rPr>
+        <w:t xml:space="preserve">[2026 Morning Shift] Q#1 (MCQ): </w:t>
+      </w:r>
+      <w:r>
+        <w:rPr>
+          <w:sz w:val="18"/>
+        </w:rPr>
+        <w:t xml:space="preserve">"The electric field in a plane electromagnetic wave is given by : E_(y)=69sin[0.6 × 10^3x-1.8 × 10^11t]V/m. The expression fo..."  </w:t>
+      </w:r>
+      <w:r>
+        <w:rPr>
+          <w:b/>
+          <w:color w:val="2B6CB0"/>
+          <w:sz w:val="18"/>
+        </w:rPr>
+        <w:t>[Ans: A]</w:t>
+      </w:r>
+    </w:p>
+    <w:p>
+      <w:pPr>
         <w:spacing w:after="120"/>
       </w:pPr>
     </w:p>
@@ -725,7 +725,7 @@
           <w:color w:val="2B6CB0"/>
           <w:sz w:val="24"/>
         </w:rPr>
-        <w:t>3.2 Displacement Current &amp; Maxwell's Equations (Very High Yield — 52 PYQs)</w:t>
+        <w:t>3.2 Displacement Current &amp; Maxwell's Equations (Very High Yield — 21 PYQs)</w:t>
       </w:r>
     </w:p>
     <w:p>
@@ -848,6 +848,33 @@
           <w:b/>
           <w:sz w:val="18"/>
         </w:rPr>
+        <w:t xml:space="preserve">[2026 Morning Shift] Q#1 (MCQ): </w:t>
+      </w:r>
+      <w:r>
+        <w:rPr>
+          <w:sz w:val="18"/>
+        </w:rPr>
+        <w:t xml:space="preserve">"A point light source emits E.M. waves in free space. A detector, placed at a distance of Lm , measures the intensity as I_(o) . The dete..."  </w:t>
+      </w:r>
+      <w:r>
+        <w:rPr>
+          <w:b/>
+          <w:color w:val="2B6CB0"/>
+          <w:sz w:val="18"/>
+        </w:rPr>
+        <w:t>[Ans: B]</w:t>
+      </w:r>
+    </w:p>
+    <w:p>
+      <w:pPr>
+        <w:pStyle w:val="ListBullet"/>
+        <w:spacing w:after="40"/>
+      </w:pPr>
+      <w:r>
+        <w:rPr>
+          <w:b/>
+          <w:sz w:val="18"/>
+        </w:rPr>
         <w:t xml:space="preserve">[2026 Evening Shift] Q#1 (Numerical): </w:t>
       </w:r>
       <w:r>
@@ -882,33 +909,6 @@
           <w:sz w:val="18"/>
         </w:rPr>
         <w:t xml:space="preserve">"A displacement current of 4.0 A can be set up in the space between two parallel plates of 6μ F capacitor. The rate of change of potentia..."  </w:t>
-      </w:r>
-      <w:r>
-        <w:rPr>
-          <w:b/>
-          <w:color w:val="2B6CB0"/>
-          <w:sz w:val="18"/>
-        </w:rPr>
-        <w:t>[Ans: B]</w:t>
-      </w:r>
-    </w:p>
-    <w:p>
-      <w:pPr>
-        <w:pStyle w:val="ListBullet"/>
-        <w:spacing w:after="40"/>
-      </w:pPr>
-      <w:r>
-        <w:rPr>
-          <w:b/>
-          <w:sz w:val="18"/>
-        </w:rPr>
-        <w:t xml:space="preserve">[2026 Morning Shift] Q#3 (MCQ): </w:t>
-      </w:r>
-      <w:r>
-        <w:rPr>
-          <w:sz w:val="18"/>
-        </w:rPr>
-        <w:t xml:space="preserve">"Match List - I with List - II. List - I Relation List - II Law A. ∮vec(E) · vec(dl)=-(d / dt)∮vec(B) · vec(da) I...."  </w:t>
       </w:r>
       <w:r>
         <w:rPr>
@@ -1069,7 +1069,7 @@
           <w:color w:val="1A365D"/>
           <w:sz w:val="22"/>
         </w:rPr>
-        <w:t>Benchmark Problem 2: JEE Main 2026 (Online) 21st January Evening Shift (Q#1)</w:t>
+        <w:t>Benchmark Problem 2: JEE Main 2026 (Online) 24th January Morning Shift (Q#1)</w:t>
       </w:r>
     </w:p>
     <w:p>
@@ -1080,7 +1080,57 @@
         <w:rPr>
           <w:sz w:val="20"/>
         </w:rPr>
-        <w:t>An electromagnetic wave of frequency 100 MHz propagates through a medium of conductivity, σ=10mho/m . The ratio of maximum conduction current density to maximum displacement current density is ____ . [Take\frac14πε_(0)=9 × 10^9Nm^2/C^2]</w:t>
+        <w:t>\text { Match the LIST-I with LIST-II } List-I List-II A. Radio-wave I. is produced by Magnetron valve B. Micro-wave II. due to change in the vibrational modes of atoms C. Infrared-wave III. due to inner shell electrons moving from higher energy level to lower energy level D. X-ray IV. due to rapid acceleration of electrons Choose the correct answer from the options given below:</w:t>
+      </w:r>
+    </w:p>
+    <w:p>
+      <w:pPr>
+        <w:pStyle w:val="ListBullet"/>
+        <w:spacing w:after="20"/>
+      </w:pPr>
+      <w:r>
+        <w:rPr>
+          <w:sz w:val="19"/>
+        </w:rPr>
+        <w:t>(A) -IV, B-II, C-I, D-III</w:t>
+      </w:r>
+    </w:p>
+    <w:p>
+      <w:pPr>
+        <w:pStyle w:val="ListBullet"/>
+        <w:spacing w:after="20"/>
+      </w:pPr>
+      <w:r>
+        <w:rPr>
+          <w:sz w:val="19"/>
+        </w:rPr>
+        <w:t>(B) -IV, B-III, C-I, D-II</w:t>
+      </w:r>
+    </w:p>
+    <w:p>
+      <w:pPr>
+        <w:pStyle w:val="ListBullet"/>
+        <w:spacing w:after="20"/>
+      </w:pPr>
+      <w:r>
+        <w:rPr>
+          <w:b/>
+          <w:color w:val="276749"/>
+          <w:sz w:val="19"/>
+        </w:rPr>
+        <w:t>(C) -IV, B-I, C-II, D-III</w:t>
+      </w:r>
+    </w:p>
+    <w:p>
+      <w:pPr>
+        <w:pStyle w:val="ListBullet"/>
+        <w:spacing w:after="20"/>
+      </w:pPr>
+      <w:r>
+        <w:rPr>
+          <w:sz w:val="19"/>
+        </w:rPr>
+        <w:t>(D) -II, B-IV, C-III, D-I</w:t>
       </w:r>
     </w:p>
     <w:tbl>
@@ -1111,7 +1161,7 @@
                 <w:color w:val="1A365D"/>
                 <w:sz w:val="19"/>
               </w:rPr>
-              <w:t>Correct Answer: 1800</w:t>
+              <w:t>Correct Answer: C</w:t>
               <w:br/>
             </w:r>
             <w:r>
@@ -1121,7 +1171,7 @@
               </w:rPr>
               <w:t>Solution Analysis:</w:t>
               <w:br/>
-              <w:t>According to Ohm's Law in point form, the conduction current density is proportional to the electric field (E) : J_(c)=σ E The maximum value occurs when the electric field is at its peak (E_(0)) : (J_(c))_(max)=σ E_(0) Displacement current density arises from a time-varying electric field. For an electromagnetic wave, the electric field can be represented as E=E_(0)sin(ω t) . Maxwell defined displacement current density as : J_(d)=ε(∂ E / ∂ t) ⇒ J_(d)=ε(∂ / ∂ t)(E_(0)sin(ω t))=εω E_(0)cos(ω t) The maximum value occurs when the cosine term is 1 : (J_(d))_(max)=εω E_(0) The ratio of the maximum values is: Ratio =\frac(J_(c))_(max)(J_(d))_(max)=\fracσ E_(0)εω E_(0)=(σ / εω) The conductivity (σ) of the medium is, σ=10mho/m The angular frequency (ω) is 2π f=2π × (100 × 10^6)=2π × 10^8rad/s Since no specific medium permittivity is given, we use the permittivity of free space ( ε_(0) ). Given \frac14πε_(0)=9 × 10^9 , then ε_(0)=\frac136π × 10^9 . Substituting these values into the ratio: Ratio =\frac10\frac136π × 10^9 × 2π × 10^8=\frac10 × 36π × 10^92π × 10^8 Ratio =180 × 10^1=1800 Therefore, the ratio of maximum conduction current density to maximum displacement current density is 1800 . Hence, the correct answer is 𝟏𝟖𝟎𝟎 .</w:t>
+              <w:t>Radio-waves 1. Radio waves have the longest wavelengths in the EM spectrum. They are artificially generated by transmitters. The core process involves an oscillating electric current in a special conductor called an antenna. 2. According to electromagnetic theory, an accelerating electric charge produces electromagnetic waves. In an antenna, electrons are rapidly accelerated back and forth. 3. So, the radio waves are produced due to rapid acceleration of electrons. Micro-waves 1. Micro-waves are high-frequency radio waves. While they can be produced by acceleration, high-power microwaves (like those in radar or microwave ovens) are generated using special vacuum tubes. 2. The most common device for this is the Magnetron (or Klystron). A Magnetron uses a magnetic field to control the flow of electrons in a vacuum, causing them to oscillate at microwave frequencies. 3. Hence the Micro-wave is produced by Magnetron valve. Infrared-waves 1. Infrared waves are often perceived as heat. All objects above absolute zero emit infrared radiation. 2. This emission arises from the thermal motion of atoms and molecules. When the atoms in a molecule vibrate or rotate, they change energy states. The transition between these vibrational and rotational energy levels results in the emission of infrared photons. 3. Hence, the infrared waves are produced due to change in the vibrational modes of atoms. X-rays 1. X-rays have very high energy and short wavelengths. They are typically produced in X-ray tubes. 2. There are two main ways X-rays are produced: (A) Braking Radiation: When high-speed electrons are suddenly stopped by a metal target. (B) Characteristic X-rays: When a high-energy electron knocks an electron out of an inner shell (like the K-shell) of an atom, a vacancy is created. An electron from a higher energy outer shell falls into this vacancy. The large energy difference is released as an X-ray photon. 3. Hence, it is due to inner shell electrons moving from higher energy level to lower energy level. So, A (Radio-wave) → IV B (Micro-wave) → I C (Infrared-wave) → II D (X-ray) → III Hence, the correct option is (C).</w:t>
             </w:r>
           </w:p>
         </w:tc>
